--- a/exemplo_requisitos.docx
+++ b/exemplo_requisitos.docx
@@ -71,6 +71,31 @@
         <w:t>Rastreabilidade: caso de uso UC-001.</w:t>
       </w:r>
     </w:p>
+    <w:p>
+      <w:r>
+        <w:t>Jeff</w:t>
+      </w:r>
+    </w:p>
+    <w:p>
+      <w:r>
+        <w:t>Icaro</w:t>
+      </w:r>
+    </w:p>
+    <w:p>
+      <w:proofErr w:type="spellStart"/>
+      <w:r>
+        <w:t>Giovany</w:t>
+      </w:r>
+      <w:proofErr w:type="spellEnd"/>
+    </w:p>
+    <w:p>
+      <w:pPr>
+        <w:rPr>
+          <w:u w:val="single"/>
+        </w:rPr>
+      </w:pPr>
+    </w:p>
+    <w:p/>
     <w:sectPr>
       <w:pgSz w:w="11906" w:h="16838"/>
       <w:pgMar w:top="1417" w:right="1701" w:bottom="1417" w:left="1701" w:header="708" w:footer="708" w:gutter="0"/>
